--- a/eso_surgery.docx
+++ b/eso_surgery.docx
@@ -10,7 +10,7 @@
         <w:t xml:space="preserve">Esophagectomy</w:t>
       </w:r>
     </w:p>
-    <w:bookmarkStart w:id="20" w:name="introduction.-l-1"/>
+    <w:bookmarkStart w:id="9" w:name="introduction.-l-1"/>
     <w:p>
       <w:pPr>
         <w:pStyle w:val="Heading2"/>
@@ -55,8 +55,8 @@
         <w:t xml:space="preserve">Of course, there is no substitute for the expert opinions of your cancer care team.</w:t>
       </w:r>
     </w:p>
-    <w:bookmarkEnd w:id="20"/>
-    <w:bookmarkStart w:id="21" w:name="surgery-of-the-esophagus"/>
+    <w:bookmarkEnd w:id="9"/>
+    <w:bookmarkStart w:id="10" w:name="surgery-of-the-esophagus"/>
     <w:p>
       <w:pPr>
         <w:pStyle w:val="Heading2"/>
@@ -123,8 +123,8 @@
         <w:t xml:space="preserve">At the end we will discuss ways that your surgical team can reduce the risk of complications</w:t>
       </w:r>
     </w:p>
-    <w:bookmarkEnd w:id="21"/>
-    <w:bookmarkStart w:id="22" w:name="esophagectomy"/>
+    <w:bookmarkEnd w:id="10"/>
+    <w:bookmarkStart w:id="11" w:name="esophagectomy"/>
     <w:p>
       <w:pPr>
         <w:pStyle w:val="Heading2"/>
@@ -141,8 +141,8 @@
         <w:t xml:space="preserve">Esophagectomy is the surgical removal of the esophagus</w:t>
       </w:r>
     </w:p>
-    <w:bookmarkEnd w:id="22"/>
-    <w:bookmarkStart w:id="23" w:name="esophagectomy--"/>
+    <w:bookmarkEnd w:id="11"/>
+    <w:bookmarkStart w:id="12" w:name="esophagectomy--"/>
     <w:p>
       <w:pPr>
         <w:pStyle w:val="Heading2"/>
@@ -159,8 +159,8 @@
         <w:t xml:space="preserve">Another terms is esophagogastrectomy (4)</w:t>
       </w:r>
     </w:p>
-    <w:bookmarkEnd w:id="23"/>
-    <w:bookmarkStart w:id="24" w:name="esophagectomy-1"/>
+    <w:bookmarkEnd w:id="12"/>
+    <w:bookmarkStart w:id="13" w:name="esophagectomy-1"/>
     <w:p>
       <w:pPr>
         <w:pStyle w:val="Heading2"/>
@@ -217,8 +217,8 @@
         <w:t xml:space="preserve">tumors and how they can sometimes be removed through endoscopic therapy without the need for surgery.</w:t>
       </w:r>
     </w:p>
-    <w:bookmarkEnd w:id="24"/>
-    <w:bookmarkStart w:id="25" w:name="esophagectomy."/>
+    <w:bookmarkEnd w:id="13"/>
+    <w:bookmarkStart w:id="14" w:name="esophagectomy."/>
     <w:p>
       <w:pPr>
         <w:pStyle w:val="Heading2"/>
@@ -247,8 +247,8 @@
         <w:t xml:space="preserve">Localized Tumors that are T1b or T2 (6)</w:t>
       </w:r>
     </w:p>
-    <w:bookmarkEnd w:id="25"/>
-    <w:bookmarkStart w:id="26" w:name="esophagectomy-2"/>
+    <w:bookmarkEnd w:id="14"/>
+    <w:bookmarkStart w:id="15" w:name="esophagectomy-2"/>
     <w:p>
       <w:pPr>
         <w:pStyle w:val="Heading2"/>
@@ -269,8 +269,8 @@
         <w:t xml:space="preserve">Locally Advanced Tumors, which are T3 or Node-positive (6)</w:t>
       </w:r>
     </w:p>
-    <w:bookmarkEnd w:id="26"/>
-    <w:bookmarkStart w:id="27" w:name="esophagectomy-3"/>
+    <w:bookmarkEnd w:id="15"/>
+    <w:bookmarkStart w:id="16" w:name="esophagectomy-3"/>
     <w:p>
       <w:pPr>
         <w:pStyle w:val="Heading2"/>
@@ -303,8 +303,8 @@
         <w:t xml:space="preserve">We have videos which discuss locally-advanced esophageal cancer, which you may find helpful.</w:t>
       </w:r>
     </w:p>
-    <w:bookmarkEnd w:id="27"/>
-    <w:bookmarkStart w:id="28" w:name="goals-of-esophagectomy"/>
+    <w:bookmarkEnd w:id="16"/>
+    <w:bookmarkStart w:id="17" w:name="goals-of-esophagectomy"/>
     <w:p>
       <w:pPr>
         <w:pStyle w:val="Heading2"/>
@@ -321,8 +321,8 @@
         <w:t xml:space="preserve">The goals of esophagectomy are to remove the tumor (9)</w:t>
       </w:r>
     </w:p>
-    <w:bookmarkEnd w:id="28"/>
-    <w:bookmarkStart w:id="29" w:name="goals-of-esophagectomy-1"/>
+    <w:bookmarkEnd w:id="17"/>
+    <w:bookmarkStart w:id="18" w:name="goals-of-esophagectomy-1"/>
     <w:p>
       <w:pPr>
         <w:pStyle w:val="Heading2"/>
@@ -339,8 +339,8 @@
         <w:t xml:space="preserve">And nearby lymph nodes (10)</w:t>
       </w:r>
     </w:p>
-    <w:bookmarkEnd w:id="29"/>
-    <w:bookmarkStart w:id="30" w:name="goals-of-esophagectomy-2"/>
+    <w:bookmarkEnd w:id="18"/>
+    <w:bookmarkStart w:id="19" w:name="goals-of-esophagectomy-2"/>
     <w:p>
       <w:pPr>
         <w:pStyle w:val="Heading2"/>
@@ -373,8 +373,8 @@
         <w:t xml:space="preserve">portion of the esophagus and stomach is also removed with the tumor to reduce the risk of recurrence (12)</w:t>
       </w:r>
     </w:p>
-    <w:bookmarkEnd w:id="30"/>
-    <w:bookmarkStart w:id="31" w:name="reconstruction"/>
+    <w:bookmarkEnd w:id="19"/>
+    <w:bookmarkStart w:id="20" w:name="reconstruction"/>
     <w:p>
       <w:pPr>
         <w:pStyle w:val="Heading2"/>
@@ -413,8 +413,8 @@
         <w:t xml:space="preserve">The new connection between esophagus and stomach is called the anastomosis (14)</w:t>
       </w:r>
     </w:p>
-    <w:bookmarkEnd w:id="31"/>
-    <w:bookmarkStart w:id="32" w:name="types-of-esophagectomy.-4"/>
+    <w:bookmarkEnd w:id="20"/>
+    <w:bookmarkStart w:id="21" w:name="types-of-esophagectomy.-4"/>
     <w:p>
       <w:pPr>
         <w:pStyle w:val="Heading2"/>
@@ -457,8 +457,8 @@
         <w:t xml:space="preserve">Total esophagectomy removes all of the esophagus (15)</w:t>
       </w:r>
     </w:p>
-    <w:bookmarkEnd w:id="32"/>
-    <w:bookmarkStart w:id="33" w:name="partial-esophagectomy-2"/>
+    <w:bookmarkEnd w:id="21"/>
+    <w:bookmarkStart w:id="22" w:name="partial-esophagectomy-2"/>
     <w:p>
       <w:pPr>
         <w:pStyle w:val="Heading2"/>
@@ -485,8 +485,8 @@
         <w:t xml:space="preserve">During a partial esophectomy, the new connection between esophagus and stomach (or anastomosis) made in the chest (16)</w:t>
       </w:r>
     </w:p>
-    <w:bookmarkEnd w:id="33"/>
-    <w:bookmarkStart w:id="34" w:name="ivor-lewis-esophagectomy"/>
+    <w:bookmarkEnd w:id="22"/>
+    <w:bookmarkStart w:id="23" w:name="ivor-lewis-esophagectomy"/>
     <w:p>
       <w:pPr>
         <w:pStyle w:val="Heading2"/>
@@ -503,8 +503,8 @@
         <w:t xml:space="preserve">A partial esophagectomy is also referred to as an Ivor Lewis esophagectomy</w:t>
       </w:r>
     </w:p>
-    <w:bookmarkEnd w:id="34"/>
-    <w:bookmarkStart w:id="35" w:name="total-esophagectomy"/>
+    <w:bookmarkEnd w:id="23"/>
+    <w:bookmarkStart w:id="24" w:name="total-esophagectomy"/>
     <w:p>
       <w:pPr>
         <w:pStyle w:val="Heading2"/>
@@ -521,8 +521,8 @@
         <w:t xml:space="preserve">A total esophagectomy removes all of esophagus, and a new connection (or anastomosis) made in the neck (18)</w:t>
       </w:r>
     </w:p>
-    <w:bookmarkEnd w:id="35"/>
-    <w:bookmarkStart w:id="36" w:name="total-esophagectomy-1"/>
+    <w:bookmarkEnd w:id="24"/>
+    <w:bookmarkStart w:id="25" w:name="total-esophagectomy-1"/>
     <w:p>
       <w:pPr>
         <w:pStyle w:val="Heading2"/>
@@ -555,8 +555,8 @@
         <w:t xml:space="preserve">McKeown which is also known as the three-incision esophagectomy (19)</w:t>
       </w:r>
     </w:p>
-    <w:bookmarkEnd w:id="36"/>
-    <w:bookmarkStart w:id="37" w:name="which-esophagectomy-4"/>
+    <w:bookmarkEnd w:id="25"/>
+    <w:bookmarkStart w:id="26" w:name="which-esophagectomy-4"/>
     <w:p>
       <w:pPr>
         <w:pStyle w:val="Heading2"/>
@@ -591,8 +591,8 @@
         <w:t xml:space="preserve">One factor is the location of the tumor (20)</w:t>
       </w:r>
     </w:p>
-    <w:bookmarkEnd w:id="37"/>
-    <w:bookmarkStart w:id="38" w:name="distal---partial-2"/>
+    <w:bookmarkEnd w:id="26"/>
+    <w:bookmarkStart w:id="27" w:name="distal---partial-2"/>
     <w:p>
       <w:pPr>
         <w:pStyle w:val="Heading2"/>
@@ -619,8 +619,8 @@
         <w:t xml:space="preserve">For tumors located in the lower, or distal part of the esophagus, a Partial esophagectomy will remove the cancer and enough additional esophagus to ensure that the cancer is completely removed (21)</w:t>
       </w:r>
     </w:p>
-    <w:bookmarkEnd w:id="38"/>
-    <w:bookmarkStart w:id="39" w:name="distal---partial"/>
+    <w:bookmarkEnd w:id="27"/>
+    <w:bookmarkStart w:id="28" w:name="distal---partial"/>
     <w:p>
       <w:pPr>
         <w:pStyle w:val="Heading2"/>
@@ -637,8 +637,8 @@
         <w:t xml:space="preserve">So for distal cancers, an Ivor Lewis Approach is a common operation (22)</w:t>
       </w:r>
     </w:p>
-    <w:bookmarkEnd w:id="39"/>
-    <w:bookmarkStart w:id="40" w:name="upper-proximal"/>
+    <w:bookmarkEnd w:id="28"/>
+    <w:bookmarkStart w:id="29" w:name="upper-proximal"/>
     <w:p>
       <w:pPr>
         <w:pStyle w:val="Heading2"/>
@@ -655,8 +655,8 @@
         <w:t xml:space="preserve">For tumors located in the upper or proximal part of the esophagus, a total esophagectomy is required to remove all of the cancer.</w:t>
       </w:r>
     </w:p>
-    <w:bookmarkEnd w:id="40"/>
-    <w:bookmarkStart w:id="41" w:name="which-esophagectomy---suirgeon-4"/>
+    <w:bookmarkEnd w:id="29"/>
+    <w:bookmarkStart w:id="30" w:name="which-esophagectomy---suirgeon-4"/>
     <w:p>
       <w:pPr>
         <w:pStyle w:val="Heading2"/>
@@ -691,8 +691,8 @@
         <w:t xml:space="preserve">You will have an opportunity to discuss the operation when you meet with your surgeon</w:t>
       </w:r>
     </w:p>
-    <w:bookmarkEnd w:id="41"/>
-    <w:bookmarkStart w:id="42" w:name="why-remove-so-much-esophagus"/>
+    <w:bookmarkEnd w:id="30"/>
+    <w:bookmarkStart w:id="31" w:name="why-remove-so-much-esophagus"/>
     <w:p>
       <w:pPr>
         <w:pStyle w:val="Heading2"/>
@@ -715,8 +715,8 @@
         <w:t xml:space="preserve">“why do you need to remove so much esophagus?=”</w:t>
       </w:r>
     </w:p>
-    <w:bookmarkEnd w:id="42"/>
-    <w:bookmarkStart w:id="43" w:name="esophagectomy-4"/>
+    <w:bookmarkEnd w:id="31"/>
+    <w:bookmarkStart w:id="32" w:name="esophagectomy-4"/>
     <w:p>
       <w:pPr>
         <w:pStyle w:val="Heading2"/>
@@ -765,8 +765,8 @@
         <w:t xml:space="preserve">With a proximal gastrectomy, the anastomosis is much lower in the chest cavity.</w:t>
       </w:r>
     </w:p>
-    <w:bookmarkEnd w:id="43"/>
-    <w:bookmarkStart w:id="44" w:name="ivor-lewis-esophagectomy-vs-proximal"/>
+    <w:bookmarkEnd w:id="32"/>
+    <w:bookmarkStart w:id="33" w:name="ivor-lewis-esophagectomy-vs-proximal"/>
     <w:p>
       <w:pPr>
         <w:pStyle w:val="Heading2"/>
@@ -841,8 +841,8 @@
         <w:t xml:space="preserve">With a proximal gastrectomy, the anastomosis is much lower in the chest cavity.</w:t>
       </w:r>
     </w:p>
-    <w:bookmarkEnd w:id="44"/>
-    <w:bookmarkStart w:id="45" w:name="ivor-lewis-esophagectomy-vs-proximal-1"/>
+    <w:bookmarkEnd w:id="33"/>
+    <w:bookmarkStart w:id="34" w:name="ivor-lewis-esophagectomy-vs-proximal-1"/>
     <w:p>
       <w:pPr>
         <w:pStyle w:val="Heading2"/>
@@ -875,8 +875,8 @@
         <w:t xml:space="preserve">acid reflux with a proximal gastrectomy.</w:t>
       </w:r>
     </w:p>
-    <w:bookmarkEnd w:id="45"/>
-    <w:bookmarkStart w:id="46" w:name="ivor-lewis-esophagectomy-vs-proximal-2"/>
+    <w:bookmarkEnd w:id="34"/>
+    <w:bookmarkStart w:id="35" w:name="ivor-lewis-esophagectomy-vs-proximal-2"/>
     <w:p>
       <w:pPr>
         <w:pStyle w:val="Heading2"/>
@@ -893,8 +893,8 @@
         <w:t xml:space="preserve">We have found that the quality of life is better if about half to two-thirds of the esophagus is removed, with the result that the anastomosis is a bit higher in the chest.</w:t>
       </w:r>
     </w:p>
-    <w:bookmarkEnd w:id="46"/>
-    <w:bookmarkStart w:id="47" w:name="surgical-techniques-2"/>
+    <w:bookmarkEnd w:id="35"/>
+    <w:bookmarkStart w:id="36" w:name="surgical-techniques-2"/>
     <w:p>
       <w:pPr>
         <w:pStyle w:val="Heading2"/>
@@ -937,8 +937,8 @@
         <w:t xml:space="preserve">or minimally-invasive techniques (25)</w:t>
       </w:r>
     </w:p>
-    <w:bookmarkEnd w:id="47"/>
-    <w:bookmarkStart w:id="48" w:name="open-surgery"/>
+    <w:bookmarkEnd w:id="36"/>
+    <w:bookmarkStart w:id="37" w:name="open-surgery"/>
     <w:p>
       <w:pPr>
         <w:pStyle w:val="Heading2"/>
@@ -955,8 +955,8 @@
         <w:t xml:space="preserve">An open esophagectomy uses a laparotomy incision to access the abdomen, and a thoracotomy to access the chest (26)</w:t>
       </w:r>
     </w:p>
-    <w:bookmarkEnd w:id="48"/>
-    <w:bookmarkStart w:id="49" w:name="minimally-invasive"/>
+    <w:bookmarkEnd w:id="37"/>
+    <w:bookmarkStart w:id="38" w:name="minimally-invasive"/>
     <w:p>
       <w:pPr>
         <w:pStyle w:val="Heading2"/>
@@ -973,8 +973,8 @@
         <w:t xml:space="preserve">Minimally-invasive technique uses small incisions and specialized instruments.(27)</w:t>
       </w:r>
     </w:p>
-    <w:bookmarkEnd w:id="49"/>
-    <w:bookmarkStart w:id="50" w:name="minimally-invasive-1"/>
+    <w:bookmarkEnd w:id="38"/>
+    <w:bookmarkStart w:id="39" w:name="minimally-invasive-1"/>
     <w:p>
       <w:pPr>
         <w:pStyle w:val="Heading2"/>
@@ -991,8 +991,8 @@
         <w:t xml:space="preserve">These techniques can reduce discomfor and length of hospital stay. (28)</w:t>
       </w:r>
     </w:p>
-    <w:bookmarkEnd w:id="50"/>
-    <w:bookmarkStart w:id="51" w:name="laparoscoic-techniques"/>
+    <w:bookmarkEnd w:id="39"/>
+    <w:bookmarkStart w:id="40" w:name="laparoscoic-techniques"/>
     <w:p>
       <w:pPr>
         <w:pStyle w:val="Heading2"/>
@@ -1009,8 +1009,8 @@
         <w:t xml:space="preserve">Laparoscopic techniques use special instruments to work through small incisions. These are directly controlled by the surgeon. (28)</w:t>
       </w:r>
     </w:p>
-    <w:bookmarkEnd w:id="51"/>
-    <w:bookmarkStart w:id="52" w:name="robotic-techniques"/>
+    <w:bookmarkEnd w:id="40"/>
+    <w:bookmarkStart w:id="41" w:name="robotic-techniques"/>
     <w:p>
       <w:pPr>
         <w:pStyle w:val="Heading2"/>
@@ -1027,8 +1027,8 @@
         <w:t xml:space="preserve">In some cases, robotic techniques can be used. The surgeon controls the robotic instruments from a console (29) which allows 3-D view inside the abdominal cavity</w:t>
       </w:r>
     </w:p>
-    <w:bookmarkEnd w:id="52"/>
-    <w:bookmarkStart w:id="53" w:name="robotic-techniques-1"/>
+    <w:bookmarkEnd w:id="41"/>
+    <w:bookmarkStart w:id="42" w:name="robotic-techniques-1"/>
     <w:p>
       <w:pPr>
         <w:pStyle w:val="Heading2"/>
@@ -1045,8 +1045,8 @@
         <w:t xml:space="preserve">The surgeon operates the hand controls (30)</w:t>
       </w:r>
     </w:p>
-    <w:bookmarkEnd w:id="53"/>
-    <w:bookmarkStart w:id="54" w:name="robotic-techniques-2"/>
+    <w:bookmarkEnd w:id="42"/>
+    <w:bookmarkStart w:id="43" w:name="robotic-techniques-2"/>
     <w:p>
       <w:pPr>
         <w:pStyle w:val="Heading2"/>
@@ -1063,8 +1063,8 @@
         <w:t xml:space="preserve">…and is able to direct the movements of the robotic arms (31)</w:t>
       </w:r>
     </w:p>
-    <w:bookmarkEnd w:id="54"/>
-    <w:bookmarkStart w:id="55" w:name="robotic-techniques-3"/>
+    <w:bookmarkEnd w:id="43"/>
+    <w:bookmarkStart w:id="44" w:name="robotic-techniques-3"/>
     <w:p>
       <w:pPr>
         <w:pStyle w:val="Heading2"/>
@@ -1081,8 +1081,8 @@
         <w:t xml:space="preserve">The robot arms are attached to instruments which which enter the abdomen through small incisions (32)</w:t>
       </w:r>
     </w:p>
-    <w:bookmarkEnd w:id="55"/>
-    <w:bookmarkStart w:id="56" w:name="robotic-techniques-4"/>
+    <w:bookmarkEnd w:id="44"/>
+    <w:bookmarkStart w:id="45" w:name="robotic-techniques-4"/>
     <w:p>
       <w:pPr>
         <w:pStyle w:val="Heading2"/>
@@ -1127,8 +1127,8 @@
         <w:t xml:space="preserve">You will get a feel for the precision of a surgical robot.</w:t>
       </w:r>
     </w:p>
-    <w:bookmarkEnd w:id="56"/>
-    <w:bookmarkStart w:id="57" w:name="risks-of-surgery-4"/>
+    <w:bookmarkEnd w:id="45"/>
+    <w:bookmarkStart w:id="46" w:name="risks-of-surgery-4"/>
     <w:p>
       <w:pPr>
         <w:pStyle w:val="Heading2"/>
@@ -1179,8 +1179,8 @@
         <w:t xml:space="preserve">Pneumonia</w:t>
       </w:r>
     </w:p>
-    <w:bookmarkEnd w:id="57"/>
-    <w:bookmarkStart w:id="58" w:name="leak-from-anastomosis-2"/>
+    <w:bookmarkEnd w:id="46"/>
+    <w:bookmarkStart w:id="47" w:name="leak-from-anastomosis-2"/>
     <w:p>
       <w:pPr>
         <w:pStyle w:val="Heading2"/>
@@ -1215,8 +1215,8 @@
         <w:t xml:space="preserve">If the anastomosis does not heal properly. (34)</w:t>
       </w:r>
     </w:p>
-    <w:bookmarkEnd w:id="58"/>
-    <w:bookmarkStart w:id="59" w:name="leak-from-anastomosis"/>
+    <w:bookmarkEnd w:id="47"/>
+    <w:bookmarkStart w:id="48" w:name="leak-from-anastomosis"/>
     <w:p>
       <w:pPr>
         <w:pStyle w:val="Heading2"/>
@@ -1233,8 +1233,8 @@
         <w:t xml:space="preserve">There will be leakage of fluid from inside the esophagus into the chest cavity. (3=5)</w:t>
       </w:r>
     </w:p>
-    <w:bookmarkEnd w:id="59"/>
-    <w:bookmarkStart w:id="60" w:name="leak-from-anastomosis-1"/>
+    <w:bookmarkEnd w:id="48"/>
+    <w:bookmarkStart w:id="49" w:name="leak-from-anastomosis-1"/>
     <w:p>
       <w:pPr>
         <w:pStyle w:val="Heading2"/>
@@ -1251,8 +1251,8 @@
         <w:t xml:space="preserve">This can lead to infection (36)</w:t>
       </w:r>
     </w:p>
-    <w:bookmarkEnd w:id="60"/>
-    <w:bookmarkStart w:id="61" w:name="leak-from-anastomosis-3"/>
+    <w:bookmarkEnd w:id="49"/>
+    <w:bookmarkStart w:id="50" w:name="leak-from-anastomosis-3"/>
     <w:p>
       <w:pPr>
         <w:pStyle w:val="Heading2"/>
@@ -1269,8 +1269,8 @@
         <w:t xml:space="preserve">and a prolonged hospital stay (37)</w:t>
       </w:r>
     </w:p>
-    <w:bookmarkEnd w:id="61"/>
-    <w:bookmarkStart w:id="62" w:name="treatment-of-leak"/>
+    <w:bookmarkEnd w:id="50"/>
+    <w:bookmarkStart w:id="51" w:name="treatment-of-leak"/>
     <w:p>
       <w:pPr>
         <w:pStyle w:val="Heading2"/>
@@ -1287,8 +1287,8 @@
         <w:t xml:space="preserve">In some cases, small leaks will heal as long as there is adequate nutrition (38)</w:t>
       </w:r>
     </w:p>
-    <w:bookmarkEnd w:id="62"/>
-    <w:bookmarkStart w:id="63" w:name="stent"/>
+    <w:bookmarkEnd w:id="51"/>
+    <w:bookmarkStart w:id="52" w:name="stent"/>
     <w:p>
       <w:pPr>
         <w:pStyle w:val="Heading2"/>
@@ -1305,8 +1305,8 @@
         <w:t xml:space="preserve">IN other cases a stent is placed inside the esophagus to patch the leak from the insisde (40)</w:t>
       </w:r>
     </w:p>
-    <w:bookmarkEnd w:id="63"/>
-    <w:bookmarkStart w:id="64" w:name="esophageal-stent"/>
+    <w:bookmarkEnd w:id="52"/>
+    <w:bookmarkStart w:id="53" w:name="esophageal-stent"/>
     <w:p>
       <w:pPr>
         <w:pStyle w:val="Heading2"/>
@@ -1323,8 +1323,8 @@
         <w:t xml:space="preserve">The stent is a wire mesh tube covered in plastic, which is placed inside the esophagus by endoscopy. (41)</w:t>
       </w:r>
     </w:p>
-    <w:bookmarkEnd w:id="64"/>
-    <w:bookmarkStart w:id="65" w:name="esophageal-stent-1"/>
+    <w:bookmarkEnd w:id="53"/>
+    <w:bookmarkStart w:id="54" w:name="esophageal-stent-1"/>
     <w:p>
       <w:pPr>
         <w:pStyle w:val="Heading2"/>
@@ -1341,8 +1341,8 @@
         <w:t xml:space="preserve">Once healing has occured, the stent is removed, typically about 6 weeks later (42)</w:t>
       </w:r>
     </w:p>
-    <w:bookmarkEnd w:id="65"/>
-    <w:bookmarkStart w:id="66" w:name="pneumonia-2"/>
+    <w:bookmarkEnd w:id="54"/>
+    <w:bookmarkStart w:id="55" w:name="pneumonia-2"/>
     <w:p>
       <w:pPr>
         <w:pStyle w:val="Heading2"/>
@@ -1377,8 +1377,8 @@
         <w:t xml:space="preserve">which come from bacteria in the mouth</w:t>
       </w:r>
     </w:p>
-    <w:bookmarkEnd w:id="66"/>
-    <w:bookmarkStart w:id="67" w:name="secretions-from-the-mouth"/>
+    <w:bookmarkEnd w:id="55"/>
+    <w:bookmarkStart w:id="56" w:name="secretions-from-the-mouth"/>
     <w:p>
       <w:pPr>
         <w:pStyle w:val="Heading2"/>
@@ -1411,8 +1411,8 @@
         <w:t xml:space="preserve">and are swallowed</w:t>
       </w:r>
     </w:p>
-    <w:bookmarkEnd w:id="67"/>
-    <w:bookmarkStart w:id="68" w:name="secretions-from-the-mouth-1"/>
+    <w:bookmarkEnd w:id="56"/>
+    <w:bookmarkStart w:id="57" w:name="secretions-from-the-mouth-1"/>
     <w:p>
       <w:pPr>
         <w:pStyle w:val="Heading2"/>
@@ -1445,280 +1445,280 @@
         <w:t xml:space="preserve">occasionally enter the windpipe (53)</w:t>
       </w:r>
     </w:p>
+    <w:bookmarkEnd w:id="57"/>
+    <w:bookmarkStart w:id="58" w:name="secretions-from-the-mouth-2"/>
+    <w:p>
+      <w:pPr>
+        <w:pStyle w:val="Heading2"/>
+      </w:pPr>
+      <w:r>
+        <w:t xml:space="preserve">50 Secretions from the Mouth</w:t>
+      </w:r>
+    </w:p>
+    <w:p>
+      <w:pPr>
+        <w:pStyle w:val="FirstParagraph"/>
+      </w:pPr>
+      <w:r>
+        <w:t xml:space="preserve">But are ordinarily quickly cleared by a cough (54)</w:t>
+      </w:r>
+    </w:p>
+    <w:bookmarkEnd w:id="58"/>
+    <w:bookmarkStart w:id="59" w:name="secretions-in-the-airway"/>
+    <w:p>
+      <w:pPr>
+        <w:pStyle w:val="Heading2"/>
+      </w:pPr>
+      <w:r>
+        <w:t xml:space="preserve">51 Secretions in the Airway</w:t>
+      </w:r>
+    </w:p>
+    <w:p>
+      <w:pPr>
+        <w:pStyle w:val="FirstParagraph"/>
+      </w:pPr>
+      <w:r>
+        <w:t xml:space="preserve">After surgery… particularly after patients have been asleep for a period of time</w:t>
+      </w:r>
+    </w:p>
+    <w:p>
+      <w:pPr>
+        <w:pStyle w:val="BodyText"/>
+      </w:pPr>
+      <w:r>
+        <w:t xml:space="preserve">Secretions in the airway more easily pass into the lungs</w:t>
+      </w:r>
+    </w:p>
+    <w:p>
+      <w:pPr>
+        <w:pStyle w:val="BodyText"/>
+      </w:pPr>
+      <w:r>
+        <w:t xml:space="preserve">…and can cause pneumonia</w:t>
+      </w:r>
+    </w:p>
+    <w:bookmarkEnd w:id="59"/>
+    <w:bookmarkStart w:id="60" w:name="pneumonia-prevention-after-surgery"/>
+    <w:p>
+      <w:pPr>
+        <w:pStyle w:val="Heading2"/>
+      </w:pPr>
+      <w:r>
+        <w:t xml:space="preserve">52 Pneumonia Prevention after Surgery</w:t>
+      </w:r>
+    </w:p>
+    <w:p>
+      <w:pPr>
+        <w:pStyle w:val="FirstParagraph"/>
+      </w:pPr>
+      <w:r>
+        <w:t xml:space="preserve">Pneumonia prevention after surgery means clearing secretions from the lungs by Coughing (61)</w:t>
+      </w:r>
+    </w:p>
+    <w:bookmarkEnd w:id="60"/>
+    <w:bookmarkStart w:id="61" w:name="pneumonia-prevention-after-surgery-1"/>
+    <w:p>
+      <w:pPr>
+        <w:pStyle w:val="Heading2"/>
+      </w:pPr>
+      <w:r>
+        <w:t xml:space="preserve">53 Pneumonia Prevention after Surgery</w:t>
+      </w:r>
+    </w:p>
+    <w:p>
+      <w:pPr>
+        <w:pStyle w:val="FirstParagraph"/>
+      </w:pPr>
+      <w:r>
+        <w:t xml:space="preserve">Deep breating (62)</w:t>
+      </w:r>
+    </w:p>
+    <w:bookmarkEnd w:id="61"/>
+    <w:bookmarkStart w:id="62" w:name="pneumonia-prevention-after-surgery-2"/>
+    <w:p>
+      <w:pPr>
+        <w:pStyle w:val="Heading2"/>
+      </w:pPr>
+      <w:r>
+        <w:t xml:space="preserve">54 Pneumonia Prevention after Surgery</w:t>
+      </w:r>
+    </w:p>
+    <w:p>
+      <w:pPr>
+        <w:pStyle w:val="FirstParagraph"/>
+      </w:pPr>
+      <w:r>
+        <w:t xml:space="preserve">and Walking (63)</w:t>
+      </w:r>
+    </w:p>
+    <w:bookmarkEnd w:id="62"/>
+    <w:bookmarkStart w:id="63" w:name="incentive-spirometer"/>
+    <w:p>
+      <w:pPr>
+        <w:pStyle w:val="Heading2"/>
+      </w:pPr>
+      <w:r>
+        <w:t xml:space="preserve">55 INcentive spirometer</w:t>
+      </w:r>
+    </w:p>
+    <w:p>
+      <w:pPr>
+        <w:pStyle w:val="FirstParagraph"/>
+      </w:pPr>
+      <w:r>
+        <w:t xml:space="preserve">An incentive spirometer is a device which can help coach you to take deep breaths after surgery (64)</w:t>
+      </w:r>
+    </w:p>
+    <w:bookmarkEnd w:id="63"/>
+    <w:bookmarkStart w:id="64" w:name="pain-control"/>
+    <w:p>
+      <w:pPr>
+        <w:pStyle w:val="Heading2"/>
+      </w:pPr>
+      <w:r>
+        <w:t xml:space="preserve">56 Pain control</w:t>
+      </w:r>
+    </w:p>
+    <w:p>
+      <w:pPr>
+        <w:pStyle w:val="FirstParagraph"/>
+      </w:pPr>
+      <w:r>
+        <w:t xml:space="preserve">Coughing, deep breating, and walking after surgery can be unconfortable,</w:t>
+      </w:r>
+    </w:p>
+    <w:p>
+      <w:pPr>
+        <w:pStyle w:val="BodyText"/>
+      </w:pPr>
+      <w:r>
+        <w:t xml:space="preserve">so another important strategy to prevent pneumonia is to work to minimize discomfort. (67)</w:t>
+      </w:r>
+    </w:p>
+    <w:bookmarkEnd w:id="64"/>
+    <w:bookmarkStart w:id="65" w:name="pain-control-1"/>
+    <w:p>
+      <w:pPr>
+        <w:pStyle w:val="Heading2"/>
+      </w:pPr>
+      <w:r>
+        <w:t xml:space="preserve">57 Pain control</w:t>
+      </w:r>
+    </w:p>
+    <w:p>
+      <w:pPr>
+        <w:pStyle w:val="FirstParagraph"/>
+      </w:pPr>
+      <w:r>
+        <w:t xml:space="preserve">Minimally-ilnvasive techniques, either laparoscopic or robotic, can help reduce discomfort by the use of small incisions (66)</w:t>
+      </w:r>
+    </w:p>
+    <w:bookmarkEnd w:id="65"/>
+    <w:bookmarkStart w:id="66" w:name="pain-control-2"/>
+    <w:p>
+      <w:pPr>
+        <w:pStyle w:val="Heading2"/>
+      </w:pPr>
+      <w:r>
+        <w:t xml:space="preserve">58 Pain control</w:t>
+      </w:r>
+    </w:p>
+    <w:p>
+      <w:pPr>
+        <w:pStyle w:val="FirstParagraph"/>
+      </w:pPr>
+      <w:r>
+        <w:t xml:space="preserve">The other strategy is pain control</w:t>
+      </w:r>
+    </w:p>
+    <w:bookmarkEnd w:id="66"/>
+    <w:bookmarkStart w:id="67" w:name="epidural-catheter"/>
+    <w:p>
+      <w:pPr>
+        <w:pStyle w:val="Heading2"/>
+      </w:pPr>
+      <w:r>
+        <w:t xml:space="preserve">59 Epidural Catheter</w:t>
+      </w:r>
+    </w:p>
+    <w:p>
+      <w:pPr>
+        <w:pStyle w:val="FirstParagraph"/>
+      </w:pPr>
+      <w:r>
+        <w:t xml:space="preserve">An epidural catheter can help with postoperative pain control.</w:t>
+      </w:r>
+    </w:p>
+    <w:p>
+      <w:pPr>
+        <w:pStyle w:val="BodyText"/>
+      </w:pPr>
+      <w:r>
+        <w:t xml:space="preserve">This is similar to the epidural used for childbirth.</w:t>
+      </w:r>
+    </w:p>
+    <w:p>
+      <w:pPr>
+        <w:pStyle w:val="BodyText"/>
+      </w:pPr>
+      <w:r>
+        <w:t xml:space="preserve">A small tube is placed under the skin near the spine with local anesthetic (68)</w:t>
+      </w:r>
+    </w:p>
+    <w:bookmarkEnd w:id="67"/>
+    <w:bookmarkStart w:id="68" w:name="epidural-catheter-1"/>
+    <w:p>
+      <w:pPr>
+        <w:pStyle w:val="Heading2"/>
+      </w:pPr>
+      <w:r>
+        <w:t xml:space="preserve">60 Epidural Catheter</w:t>
+      </w:r>
+    </w:p>
+    <w:p>
+      <w:pPr>
+        <w:pStyle w:val="FirstParagraph"/>
+      </w:pPr>
+      <w:r>
+        <w:t xml:space="preserve">This allows the administration of pain medicines whcih can provide pain relief without sedation 69)</w:t>
+      </w:r>
+    </w:p>
+    <w:p>
+      <w:pPr>
+        <w:pStyle w:val="BodyText"/>
+      </w:pPr>
+      <w:r>
+        <w:t xml:space="preserve">This makes it easier to walk without discomfort.</w:t>
+      </w:r>
+    </w:p>
     <w:bookmarkEnd w:id="68"/>
-    <w:bookmarkStart w:id="69" w:name="secretions-from-the-mouth-2"/>
-    <w:p>
-      <w:pPr>
-        <w:pStyle w:val="Heading2"/>
-      </w:pPr>
-      <w:r>
-        <w:t xml:space="preserve">50 Secretions from the Mouth</w:t>
-      </w:r>
-    </w:p>
-    <w:p>
-      <w:pPr>
-        <w:pStyle w:val="FirstParagraph"/>
-      </w:pPr>
-      <w:r>
-        <w:t xml:space="preserve">But are ordinarily quickly cleared by a cough (54)</w:t>
+    <w:bookmarkStart w:id="69" w:name="epidural-catheter-2"/>
+    <w:p>
+      <w:pPr>
+        <w:pStyle w:val="Heading2"/>
+      </w:pPr>
+      <w:r>
+        <w:t xml:space="preserve">61 Epidural Catheter</w:t>
+      </w:r>
+    </w:p>
+    <w:p>
+      <w:pPr>
+        <w:pStyle w:val="FirstParagraph"/>
+      </w:pPr>
+      <w:r>
+        <w:t xml:space="preserve">The goal is to minimize pain (70)</w:t>
+      </w:r>
+    </w:p>
+    <w:p>
+      <w:pPr>
+        <w:pStyle w:val="BodyText"/>
+      </w:pPr>
+      <w:r>
+        <w:t xml:space="preserve">And make it easier to cough, deep breathe, and walk after surgery</w:t>
       </w:r>
     </w:p>
     <w:bookmarkEnd w:id="69"/>
-    <w:bookmarkStart w:id="70" w:name="secretions-in-the-airway"/>
-    <w:p>
-      <w:pPr>
-        <w:pStyle w:val="Heading2"/>
-      </w:pPr>
-      <w:r>
-        <w:t xml:space="preserve">51 Secretions in the Airway</w:t>
-      </w:r>
-    </w:p>
-    <w:p>
-      <w:pPr>
-        <w:pStyle w:val="FirstParagraph"/>
-      </w:pPr>
-      <w:r>
-        <w:t xml:space="preserve">After surgery… particularly after patients have been asleep for a period of time</w:t>
-      </w:r>
-    </w:p>
-    <w:p>
-      <w:pPr>
-        <w:pStyle w:val="BodyText"/>
-      </w:pPr>
-      <w:r>
-        <w:t xml:space="preserve">Secretions in the airway more easily pass into the lungs</w:t>
-      </w:r>
-    </w:p>
-    <w:p>
-      <w:pPr>
-        <w:pStyle w:val="BodyText"/>
-      </w:pPr>
-      <w:r>
-        <w:t xml:space="preserve">…and can cause pneumonia</w:t>
-      </w:r>
-    </w:p>
-    <w:bookmarkEnd w:id="70"/>
-    <w:bookmarkStart w:id="71" w:name="pneumonia-prevention-after-surgery"/>
-    <w:p>
-      <w:pPr>
-        <w:pStyle w:val="Heading2"/>
-      </w:pPr>
-      <w:r>
-        <w:t xml:space="preserve">52 Pneumonia Prevention after Surgery</w:t>
-      </w:r>
-    </w:p>
-    <w:p>
-      <w:pPr>
-        <w:pStyle w:val="FirstParagraph"/>
-      </w:pPr>
-      <w:r>
-        <w:t xml:space="preserve">Pneumonia prevention after surgery means clearing secretions from the lungs by Coughing (61)</w:t>
-      </w:r>
-    </w:p>
-    <w:bookmarkEnd w:id="71"/>
-    <w:bookmarkStart w:id="72" w:name="pneumonia-prevention-after-surgery-1"/>
-    <w:p>
-      <w:pPr>
-        <w:pStyle w:val="Heading2"/>
-      </w:pPr>
-      <w:r>
-        <w:t xml:space="preserve">53 Pneumonia Prevention after Surgery</w:t>
-      </w:r>
-    </w:p>
-    <w:p>
-      <w:pPr>
-        <w:pStyle w:val="FirstParagraph"/>
-      </w:pPr>
-      <w:r>
-        <w:t xml:space="preserve">Deep breating (62)</w:t>
-      </w:r>
-    </w:p>
-    <w:bookmarkEnd w:id="72"/>
-    <w:bookmarkStart w:id="73" w:name="pneumonia-prevention-after-surgery-2"/>
-    <w:p>
-      <w:pPr>
-        <w:pStyle w:val="Heading2"/>
-      </w:pPr>
-      <w:r>
-        <w:t xml:space="preserve">54 Pneumonia Prevention after Surgery</w:t>
-      </w:r>
-    </w:p>
-    <w:p>
-      <w:pPr>
-        <w:pStyle w:val="FirstParagraph"/>
-      </w:pPr>
-      <w:r>
-        <w:t xml:space="preserve">and Walking (63)</w:t>
-      </w:r>
-    </w:p>
-    <w:bookmarkEnd w:id="73"/>
-    <w:bookmarkStart w:id="74" w:name="incentive-spirometer"/>
-    <w:p>
-      <w:pPr>
-        <w:pStyle w:val="Heading2"/>
-      </w:pPr>
-      <w:r>
-        <w:t xml:space="preserve">55 INcentive spirometer</w:t>
-      </w:r>
-    </w:p>
-    <w:p>
-      <w:pPr>
-        <w:pStyle w:val="FirstParagraph"/>
-      </w:pPr>
-      <w:r>
-        <w:t xml:space="preserve">An incentive spirometer is a device which can help coach you to take deep breaths after surgery (64)</w:t>
-      </w:r>
-    </w:p>
-    <w:bookmarkEnd w:id="74"/>
-    <w:bookmarkStart w:id="75" w:name="pain-control"/>
-    <w:p>
-      <w:pPr>
-        <w:pStyle w:val="Heading2"/>
-      </w:pPr>
-      <w:r>
-        <w:t xml:space="preserve">56 Pain control</w:t>
-      </w:r>
-    </w:p>
-    <w:p>
-      <w:pPr>
-        <w:pStyle w:val="FirstParagraph"/>
-      </w:pPr>
-      <w:r>
-        <w:t xml:space="preserve">Coughing, deep breating, and walking after surgery can be unconfortable,</w:t>
-      </w:r>
-    </w:p>
-    <w:p>
-      <w:pPr>
-        <w:pStyle w:val="BodyText"/>
-      </w:pPr>
-      <w:r>
-        <w:t xml:space="preserve">so another important strategy to prevent pneumonia is to work to minimize discomfort. (67)</w:t>
-      </w:r>
-    </w:p>
-    <w:bookmarkEnd w:id="75"/>
-    <w:bookmarkStart w:id="76" w:name="pain-control-1"/>
-    <w:p>
-      <w:pPr>
-        <w:pStyle w:val="Heading2"/>
-      </w:pPr>
-      <w:r>
-        <w:t xml:space="preserve">57 Pain control</w:t>
-      </w:r>
-    </w:p>
-    <w:p>
-      <w:pPr>
-        <w:pStyle w:val="FirstParagraph"/>
-      </w:pPr>
-      <w:r>
-        <w:t xml:space="preserve">Minimally-ilnvasive techniques, either laparoscopic or robotic, can help reduce discomfort by the use of small incisions (66)</w:t>
-      </w:r>
-    </w:p>
-    <w:bookmarkEnd w:id="76"/>
-    <w:bookmarkStart w:id="77" w:name="pain-control-2"/>
-    <w:p>
-      <w:pPr>
-        <w:pStyle w:val="Heading2"/>
-      </w:pPr>
-      <w:r>
-        <w:t xml:space="preserve">58 Pain control</w:t>
-      </w:r>
-    </w:p>
-    <w:p>
-      <w:pPr>
-        <w:pStyle w:val="FirstParagraph"/>
-      </w:pPr>
-      <w:r>
-        <w:t xml:space="preserve">The other strategy is pain control</w:t>
-      </w:r>
-    </w:p>
-    <w:bookmarkEnd w:id="77"/>
-    <w:bookmarkStart w:id="78" w:name="epidural-catheter"/>
-    <w:p>
-      <w:pPr>
-        <w:pStyle w:val="Heading2"/>
-      </w:pPr>
-      <w:r>
-        <w:t xml:space="preserve">59 Epidural Catheter</w:t>
-      </w:r>
-    </w:p>
-    <w:p>
-      <w:pPr>
-        <w:pStyle w:val="FirstParagraph"/>
-      </w:pPr>
-      <w:r>
-        <w:t xml:space="preserve">An epidural catheter can help with postoperative pain control.</w:t>
-      </w:r>
-    </w:p>
-    <w:p>
-      <w:pPr>
-        <w:pStyle w:val="BodyText"/>
-      </w:pPr>
-      <w:r>
-        <w:t xml:space="preserve">This is similar to the epidural used for childbirth.</w:t>
-      </w:r>
-    </w:p>
-    <w:p>
-      <w:pPr>
-        <w:pStyle w:val="BodyText"/>
-      </w:pPr>
-      <w:r>
-        <w:t xml:space="preserve">A small tube is placed under the skin near the spine with local anesthetic (68)</w:t>
-      </w:r>
-    </w:p>
-    <w:bookmarkEnd w:id="78"/>
-    <w:bookmarkStart w:id="79" w:name="epidural-catheter-1"/>
-    <w:p>
-      <w:pPr>
-        <w:pStyle w:val="Heading2"/>
-      </w:pPr>
-      <w:r>
-        <w:t xml:space="preserve">60 Epidural Catheter</w:t>
-      </w:r>
-    </w:p>
-    <w:p>
-      <w:pPr>
-        <w:pStyle w:val="FirstParagraph"/>
-      </w:pPr>
-      <w:r>
-        <w:t xml:space="preserve">This allows the administration of pain medicines whcih can provide pain relief without sedation 69)</w:t>
-      </w:r>
-    </w:p>
-    <w:p>
-      <w:pPr>
-        <w:pStyle w:val="BodyText"/>
-      </w:pPr>
-      <w:r>
-        <w:t xml:space="preserve">This makes it easier to walk without discomfort.</w:t>
-      </w:r>
-    </w:p>
-    <w:bookmarkEnd w:id="79"/>
-    <w:bookmarkStart w:id="80" w:name="epidural-catheter-2"/>
-    <w:p>
-      <w:pPr>
-        <w:pStyle w:val="Heading2"/>
-      </w:pPr>
-      <w:r>
-        <w:t xml:space="preserve">61 Epidural Catheter</w:t>
-      </w:r>
-    </w:p>
-    <w:p>
-      <w:pPr>
-        <w:pStyle w:val="FirstParagraph"/>
-      </w:pPr>
-      <w:r>
-        <w:t xml:space="preserve">The goal is to minimize pain (70)</w:t>
-      </w:r>
-    </w:p>
-    <w:p>
-      <w:pPr>
-        <w:pStyle w:val="BodyText"/>
-      </w:pPr>
-      <w:r>
-        <w:t xml:space="preserve">And make it easier to cough, deep breathe, and walk after surgery</w:t>
-      </w:r>
-    </w:p>
-    <w:bookmarkEnd w:id="80"/>
-    <w:bookmarkStart w:id="81" w:name="section"/>
+    <w:bookmarkStart w:id="70" w:name="section"/>
     <w:p>
       <w:pPr>
         <w:pStyle w:val="Heading2"/>
@@ -1769,7 +1769,7 @@
         <w:t xml:space="preserve">We’re constantly creating new videos, so please subscribe to be notified of new videos when we post them. (29)</w:t>
       </w:r>
     </w:p>
-    <w:bookmarkEnd w:id="81"/>
+    <w:bookmarkEnd w:id="70"/>
     <w:sectPr>
       <w:footnotePr>
         <w:numRestart w:val="eachSect"/>
@@ -2009,10 +2009,10 @@
   <w:docDefaults>
     <w:rPrDefault>
       <w:rPr>
-        <w:rFonts w:asciiTheme="minorHAnsi" w:cstheme="minorBidi" w:eastAsiaTheme="minorHAnsi" w:hAnsiTheme="minorHAnsi"/>
+        <w:rFonts w:asciiTheme="minorHAnsi" w:cstheme="minorBidi" w:eastAsiaTheme="minorEastAsia" w:hAnsiTheme="minorHAnsi"/>
         <w:sz w:val="24"/>
         <w:szCs w:val="24"/>
-        <w:lang w:bidi="ar-SA" w:eastAsia="en-US" w:val="en-US"/>
+        <w:lang w:bidi="ar-SA" w:eastAsia="zh-CN" w:val="en-US"/>
       </w:rPr>
     </w:rPrDefault>
     <w:pPrDefault>
@@ -2553,13 +2553,6 @@
       </w:tblCellMar>
     </w:tblPr>
     <w:tblStylePr w:type="firstRow">
-      <w:tblPr>
-        <w:jc w:val="left"/>
-        <w:tblInd w:type="dxa" w:w="0"/>
-      </w:tblPr>
-      <w:trPr>
-        <w:jc w:val="left"/>
-      </w:trPr>
       <w:tcPr>
         <w:tcBorders>
           <w:bottom w:val="single"/>

--- a/eso_surgery.docx
+++ b/eso_surgery.docx
@@ -388,13 +388,7 @@
         <w:pStyle w:val="FirstParagraph"/>
       </w:pPr>
       <w:r>
-        <w:t xml:space="preserve">In most cases, the lower part of the stomach is fashioned into a tube, to create a new esophagus.</w:t>
-      </w:r>
-      <w:r>
-        <w:t xml:space="preserve"> </w:t>
-      </w:r>
-      <w:r>
-        <w:t xml:space="preserve">## Reconstruction</w:t>
+        <w:t xml:space="preserve">In most cases, the lower part of the stomach is fashioned into a tube, to create a new esophagus. ## Reconstruction</w:t>
       </w:r>
     </w:p>
     <w:p>
